--- a/project/documents/reportletters/MSFormalsPostFiling.docx
+++ b/project/documents/reportletters/MSFormalsPostFiling.docx
@@ -7,19 +7,45 @@
         <w:spacing w:after="0" w:line="240" w:lineRule="auto"/>
         <w:rPr>
           <w:rFonts w:cstheme="minorHAnsi"/>
-        </w:rPr>
-      </w:pPr>
+          <w:b/>
+          <w:bCs/>
+        </w:rPr>
+      </w:pPr>
+      <w:r>
+        <w:rPr>
+          <w:rFonts w:ascii="Calibri" w:eastAsia="Calibri" w:hAnsi="Calibri" w:cs="Calibri"/>
+        </w:rPr>
+        <w:t xml:space="preserve">Your Immediate Action Required </w:t>
+      </w:r>
+      <w:r>
+        <w:rPr>
+          <w:rFonts w:ascii="Calibri" w:eastAsia="Calibri" w:hAnsi="Calibri" w:cs="Calibri"/>
+        </w:rPr>
+        <w:t xml:space="preserve">- </w:t>
+      </w:r>
       <w:r>
         <w:rPr>
           <w:rFonts w:cstheme="minorHAnsi"/>
         </w:rPr>
-        <w:t>MS Email</w:t>
+        <w:t xml:space="preserve">&lt;&lt;This.clientRefNo&gt;&gt; </w:t>
       </w:r>
       <w:r>
         <w:rPr>
           <w:rFonts w:cstheme="minorHAnsi"/>
         </w:rPr>
-        <w:t xml:space="preserve"> – Send Formal Papers (Post-Filing)</w:t>
+        <w:t>(</w:t>
+      </w:r>
+      <w:r>
+        <w:rPr>
+          <w:rFonts w:cstheme="minorHAnsi"/>
+        </w:rPr>
+        <w:t>&lt;&lt;This.matterNo&gt;&gt;</w:t>
+      </w:r>
+      <w:r>
+        <w:rPr>
+          <w:rFonts w:cstheme="minorHAnsi"/>
+        </w:rPr>
+        <w:t>)</w:t>
       </w:r>
     </w:p>
     <w:p>
@@ -47,99 +73,41 @@
           <w:bCs/>
         </w:rPr>
       </w:pPr>
-      <w:r>
+    </w:p>
+    <w:p>
+      <w:pPr>
+        <w:spacing w:after="0" w:line="240" w:lineRule="auto"/>
         <w:rPr>
           <w:rFonts w:cstheme="minorHAnsi"/>
           <w:b/>
           <w:bCs/>
         </w:rPr>
-        <w:t>Subject line:</w:t>
-      </w:r>
-    </w:p>
-    <w:p>
-      <w:pPr>
-        <w:spacing w:after="0" w:line="240" w:lineRule="auto"/>
-        <w:rPr>
-          <w:rFonts w:cstheme="minorHAnsi"/>
-        </w:rPr>
-      </w:pPr>
-      <w:r>
-        <w:rPr>
-          <w:rFonts w:ascii="Calibri" w:eastAsia="Calibri" w:hAnsi="Calibri" w:cs="Calibri"/>
-        </w:rPr>
-        <w:t xml:space="preserve">Your Immediate Action Required </w:t>
-      </w:r>
-      <w:r>
-        <w:rPr>
-          <w:rFonts w:ascii="Calibri" w:eastAsia="Calibri" w:hAnsi="Calibri" w:cs="Calibri"/>
-        </w:rPr>
-        <w:t xml:space="preserve">- </w:t>
-      </w:r>
-      <w:r>
-        <w:rPr>
-          <w:rFonts w:cstheme="minorHAnsi"/>
-        </w:rPr>
-        <w:t xml:space="preserve">&lt;&lt;This.clientRefNo&gt;&gt; </w:t>
-      </w:r>
-      <w:r>
-        <w:rPr>
-          <w:rFonts w:cstheme="minorHAnsi"/>
-        </w:rPr>
-        <w:t>(</w:t>
-      </w:r>
-      <w:r>
-        <w:rPr>
-          <w:rFonts w:cstheme="minorHAnsi"/>
-        </w:rPr>
-        <w:t>&lt;&lt;This.matterNo&gt;&gt;</w:t>
-      </w:r>
-      <w:r>
-        <w:rPr>
-          <w:rFonts w:cstheme="minorHAnsi"/>
-        </w:rPr>
-        <w:t>)</w:t>
-      </w:r>
-    </w:p>
-    <w:p>
-      <w:pPr>
-        <w:spacing w:after="0" w:line="240" w:lineRule="auto"/>
-        <w:rPr>
-          <w:rFonts w:cstheme="minorHAnsi"/>
-        </w:rPr>
-      </w:pPr>
-    </w:p>
-    <w:p>
-      <w:pPr>
-        <w:spacing w:after="0" w:line="240" w:lineRule="auto"/>
-        <w:rPr>
-          <w:rFonts w:cstheme="minorHAnsi"/>
-        </w:rPr>
-      </w:pPr>
-    </w:p>
-    <w:p>
-      <w:pPr>
-        <w:spacing w:after="0" w:line="240" w:lineRule="auto"/>
+      </w:pPr>
+      <w:r>
         <w:rPr>
           <w:rFonts w:cstheme="minorHAnsi"/>
           <w:b/>
           <w:bCs/>
         </w:rPr>
-      </w:pPr>
-      <w:r>
+        <w:t>Body:</w:t>
+      </w:r>
+    </w:p>
+    <w:p>
+      <w:pPr>
+        <w:spacing w:after="0" w:line="240" w:lineRule="auto"/>
         <w:rPr>
           <w:rFonts w:cstheme="minorHAnsi"/>
           <w:b/>
           <w:bCs/>
         </w:rPr>
-        <w:t>Body:</w:t>
-      </w:r>
+      </w:pPr>
     </w:p>
     <w:p>
       <w:pPr>
         <w:spacing w:after="0" w:line="240" w:lineRule="auto"/>
       </w:pPr>
       <w:r>
-        <w:t>Agent Contact: &lt;&lt;this.WAName&gt;&gt;</w:t>
+        <w:t>Agent Contact: &lt;&lt;WAName&gt;&gt;</w:t>
       </w:r>
     </w:p>
     <w:p>
@@ -147,7 +115,7 @@
         <w:spacing w:after="0" w:line="240" w:lineRule="auto"/>
       </w:pPr>
       <w:r>
-        <w:t>Agent Contact Email: &lt;&lt;This.WAEmail&gt;&gt;</w:t>
+        <w:t>Agent Contact Email: &lt;&lt;WAEmail&gt;&gt;</w:t>
       </w:r>
     </w:p>
     <w:p>
@@ -171,7 +139,7 @@
         <w:spacing w:after="0" w:line="240" w:lineRule="auto"/>
       </w:pPr>
       <w:r>
-        <w:t>Case Manager: &lt;&lt;this.paraName&gt;&gt;</w:t>
+        <w:t>Case Manager: &lt;&lt;paraName&gt;&gt;</w:t>
       </w:r>
     </w:p>
     <w:p>
@@ -179,7 +147,7 @@
         <w:spacing w:after="0" w:line="240" w:lineRule="auto"/>
       </w:pPr>
       <w:r>
-        <w:t>Case Manager Email: &lt;&lt;this.paraEmail&gt;&gt;</w:t>
+        <w:t>Case Manager Email: &lt;&lt;paraEmail&gt;&gt;</w:t>
       </w:r>
     </w:p>
     <w:p>
@@ -396,45 +364,37 @@
           <w:sz w:val="22"/>
           <w:szCs w:val="22"/>
         </w:rPr>
-        <w:t xml:space="preserve">Sign the Declaration: By signing the Declaration, you are declaring that (i) you have reviewed and understand the contents of the specification, including the claims, (ii) you acknowledge the duty to disclose all information which is material to patentability as defined in 37 CFR 1.56 and as discussed above, (iii) all statements made therein of your own knowledge are true, and (iv) that all statements made therein on information and belief are believed to be true; and further that these statements were made with the knowledge that willful false statements and the like so made are punishable by fine or </w:t>
-      </w:r>
-      <w:r>
-        <w:rPr>
-          <w:rFonts w:ascii="Calibri" w:eastAsia="Calibri" w:hAnsi="Calibri" w:cs="Calibri"/>
+        <w:t>Sign the Declaration: By signing the Declaration, you are declaring that (i) you have reviewed and understand the contents of the specification, including the claims, (ii) you acknowledge the duty to disclose all information which is material to patentability as defined in 37 CFR 1.56 and as discussed above, (iii) all statements made therein of your own knowledge are true, and (iv) that all statements made therein on information and belief are believed to be true; and further that these statements were made with the knowledge that willful false statements and the like so made are punishable by fine or imprisonment, or both, under Section 1001 of Title 18 of the United States Code and that such willful false statements may jeopardize the validity of the application or any patent issued thereon.</w:t>
+      </w:r>
+    </w:p>
+    <w:p>
+      <w:pPr>
+        <w:pStyle w:val="PlainText"/>
+        <w:rPr>
+          <w:rFonts w:ascii="Calibri" w:eastAsia="Calibri" w:hAnsi="Calibri" w:cs="Calibri"/>
+          <w:sz w:val="22"/>
+          <w:szCs w:val="22"/>
+        </w:rPr>
+      </w:pPr>
+    </w:p>
+    <w:p>
+      <w:pPr>
+        <w:pStyle w:val="PlainText"/>
+        <w:rPr>
+          <w:rFonts w:ascii="Calibri" w:eastAsia="Calibri" w:hAnsi="Calibri" w:cs="Calibri"/>
+          <w:color w:val="000000" w:themeColor="text1"/>
+          <w:sz w:val="22"/>
+          <w:szCs w:val="22"/>
+        </w:rPr>
+      </w:pPr>
+      <w:r>
+        <w:rPr>
+          <w:rFonts w:ascii="Calibri" w:eastAsia="Calibri" w:hAnsi="Calibri" w:cs="Calibri"/>
+          <w:color w:val="000000" w:themeColor="text1"/>
           <w:sz w:val="22"/>
           <w:szCs w:val="22"/>
         </w:rPr>
         <w:lastRenderedPageBreak/>
-        <w:t>imprisonment, or both, under Section 1001 of Title 18 of the United States Code and that such willful false statements may jeopardize the validity of the application or any patent issued thereon.</w:t>
-      </w:r>
-    </w:p>
-    <w:p>
-      <w:pPr>
-        <w:pStyle w:val="PlainText"/>
-        <w:rPr>
-          <w:rFonts w:ascii="Calibri" w:eastAsia="Calibri" w:hAnsi="Calibri" w:cs="Calibri"/>
-          <w:sz w:val="22"/>
-          <w:szCs w:val="22"/>
-        </w:rPr>
-      </w:pPr>
-    </w:p>
-    <w:p>
-      <w:pPr>
-        <w:pStyle w:val="PlainText"/>
-        <w:rPr>
-          <w:rFonts w:ascii="Calibri" w:eastAsia="Calibri" w:hAnsi="Calibri" w:cs="Calibri"/>
-          <w:color w:val="000000" w:themeColor="text1"/>
-          <w:sz w:val="22"/>
-          <w:szCs w:val="22"/>
-        </w:rPr>
-      </w:pPr>
-      <w:r>
-        <w:rPr>
-          <w:rFonts w:ascii="Calibri" w:eastAsia="Calibri" w:hAnsi="Calibri" w:cs="Calibri"/>
-          <w:color w:val="000000" w:themeColor="text1"/>
-          <w:sz w:val="22"/>
-          <w:szCs w:val="22"/>
-        </w:rPr>
         <w:t>Very Important</w:t>
       </w:r>
     </w:p>
@@ -523,7 +483,7 @@
         <w:rPr>
           <w:rFonts w:ascii="Calibri" w:eastAsia="Calibri" w:hAnsi="Calibri" w:cs="Calibri"/>
         </w:rPr>
-        <w:t>&lt;&lt;this.userName&gt;&gt;</w:t>
+        <w:t>&lt;&lt;userName&gt;&gt;</w:t>
       </w:r>
     </w:p>
     <w:sectPr>
